--- a/docs/output/SRS.docx
+++ b/docs/output/SRS.docx
@@ -4993,7 +4993,7 @@
           <w:i/>
           <w:sz w:val="18"/>
         </w:rPr>
-        <w:t>Figure 1 – UML Use Case Diagram</w:t>
+        <w:t>Figure 1 – UML Use Case Diagram (editable draw.io source: diagrams/use-case.drawio)</w:t>
       </w:r>
     </w:p>
     <w:p>

--- a/docs/output/SRS.docx
+++ b/docs/output/SRS.docx
@@ -179,7 +179,7 @@
               <w:rPr>
                 <w:sz w:val="17"/>
               </w:rPr>
-              <w:t>Based on IEEE Std 830-1998 / ISO/IEC/IEEE 29148 structure</w:t>
+              <w:t>Organised after the IEEE 830 SRS outline, as requested by the assignment (an IEEE-style structure; no formal standards-compliance is claimed)</w:t>
             </w:r>
           </w:p>
         </w:tc>
@@ -325,6 +325,49 @@
                 <w:sz w:val="17"/>
               </w:rPr>
               <w:t>)</w:t>
+            </w:r>
+          </w:p>
+        </w:tc>
+      </w:tr>
+      <w:tr>
+        <w:tc>
+          <w:tcPr>
+            <w:tcW w:type="dxa" w:w="4968"/>
+          </w:tcPr>
+          <w:p>
+            <w:r/>
+            <w:r>
+              <w:rPr>
+                <w:sz w:val="17"/>
+              </w:rPr>
+              <w:t>Revision history</w:t>
+            </w:r>
+          </w:p>
+        </w:tc>
+        <w:tc>
+          <w:tcPr>
+            <w:tcW w:type="dxa" w:w="4968"/>
+          </w:tcPr>
+          <w:p>
+            <w:r/>
+            <w:r>
+              <w:rPr>
+                <w:sz w:val="17"/>
+              </w:rPr>
+              <w:t xml:space="preserve">1.0 – first complete Part-1 issue; audited against the assignment and the Lab 1 baseline (see </w:t>
+            </w:r>
+            <w:r>
+              <w:rPr>
+                <w:rFonts w:ascii="Consolas" w:hAnsi="Consolas"/>
+                <w:sz w:val="17"/>
+              </w:rPr>
+              <w:t>Gap_Analysis.md</w:t>
+            </w:r>
+            <w:r>
+              <w:rPr>
+                <w:sz w:val="17"/>
+              </w:rPr>
+              <w:t xml:space="preserve"> §5)</w:t>
             </w:r>
           </w:p>
         </w:tc>
@@ -353,17 +396,17 @@
       </w:r>
       <w:r>
         <w:rPr/>
-        <w:t xml:space="preserve"> were added in Part-1 because the Lab 1 use-case diagram contains behaviour that had no requirement (see </w:t>
+        <w:t xml:space="preserve"> were added in Part-1 only where the Lab 1 use-case diagram or use-case flow contains behaviour that had no requirement; each one names its Lab 1 source in the </w:t>
       </w:r>
       <w:r>
         <w:rPr>
-          <w:rFonts w:ascii="Consolas" w:hAnsi="Consolas"/>
+          <w:i/>
         </w:rPr>
-        <w:t>Gap_Analysis.md</w:t>
+        <w:t>Basis</w:t>
       </w:r>
       <w:r>
         <w:rPr/>
-        <w:t xml:space="preserve">). Items marked </w:t>
+        <w:t xml:space="preserve"> column. Items marked </w:t>
       </w:r>
       <w:r>
         <w:rPr>
@@ -373,7 +416,17 @@
       </w:r>
       <w:r>
         <w:rPr/>
-        <w:t xml:space="preserve"> keep the Lab 1 intent but were reworded to be unambiguous and testable. Assumptions are tracked as </w:t>
+        <w:t xml:space="preserve"> keep the Lab 1 intent but were reworded to be unambiguous and testable. Security requirements marked </w:t>
+      </w:r>
+      <w:r>
+        <w:rPr>
+          <w:i/>
+        </w:rPr>
+        <w:t>Proposed</w:t>
+      </w:r>
+      <w:r>
+        <w:rPr/>
+        <w:t xml:space="preserve"> are not in Lab 1 and are justified in §4. Assumptions are tracked as </w:t>
       </w:r>
       <w:r>
         <w:rPr>
@@ -1106,7 +1159,7 @@
     <w:p>
       <w:r>
         <w:rPr/>
-        <w:t xml:space="preserve">A new, self-contained, web-accessed portal (A-01). It has one external interface: the Notification System. It stores equipment, reservations, users and audit data in a persistent relational store (NFR-001 requires database-level lock isolation). The architecture is described in </w:t>
+        <w:t xml:space="preserve">A new, self-contained, web-accessed portal (A-01). It has one external interface: the Notification System. It stores equipment, reservations, users, sessions and audit data in a persistent database with transactions and locking (NFR-001 requires database-level lock isolation; A-13). The architecture is described in </w:t>
       </w:r>
       <w:r>
         <w:rPr>
@@ -1940,6 +1993,66 @@
           </w:p>
         </w:tc>
       </w:tr>
+      <w:tr>
+        <w:tc>
+          <w:tcPr>
+            <w:tcW w:type="dxa" w:w="4968"/>
+          </w:tcPr>
+          <w:p>
+            <w:r/>
+            <w:r>
+              <w:rPr>
+                <w:sz w:val="17"/>
+              </w:rPr>
+              <w:t>A-13</w:t>
+            </w:r>
+          </w:p>
+        </w:tc>
+        <w:tc>
+          <w:tcPr>
+            <w:tcW w:type="dxa" w:w="4968"/>
+          </w:tcPr>
+          <w:p>
+            <w:r/>
+            <w:r>
+              <w:rPr>
+                <w:sz w:val="17"/>
+              </w:rPr>
+              <w:t>NFR-001 asks for "database-level lock isolation"; a database with transactions and row/slot locking (a relational database) is therefore assumed. No product is chosen.</w:t>
+            </w:r>
+          </w:p>
+        </w:tc>
+      </w:tr>
+      <w:tr>
+        <w:tc>
+          <w:tcPr>
+            <w:tcW w:type="dxa" w:w="4968"/>
+          </w:tcPr>
+          <w:p>
+            <w:r/>
+            <w:r>
+              <w:rPr>
+                <w:sz w:val="17"/>
+              </w:rPr>
+              <w:t>A-14</w:t>
+            </w:r>
+          </w:p>
+        </w:tc>
+        <w:tc>
+          <w:tcPr>
+            <w:tcW w:type="dxa" w:w="4968"/>
+          </w:tcPr>
+          <w:p>
+            <w:r/>
+            <w:r>
+              <w:rPr>
+                <w:sz w:val="17"/>
+              </w:rPr>
+              <w:t>The UC-03 precondition "no conflicting reservation for the same time slot" is read as covering both the equipment's slot (FR-001(d)) and the student's own overlapping reservations on any equipment (FR-010). If only the former was intended, FR-010 and TC-15 are removed.</w:t>
+            </w:r>
+          </w:p>
+        </w:tc>
+      </w:tr>
     </w:tbl>
     <w:p/>
     <w:p>
@@ -2028,7 +2141,7 @@
                 <w:b/>
                 <w:sz w:val="17"/>
               </w:rPr>
-              <w:t>Status</w:t>
+              <w:t>Status / basis</w:t>
             </w:r>
           </w:p>
         </w:tc>
@@ -2138,7 +2251,7 @@
               <w:rPr>
                 <w:sz w:val="17"/>
               </w:rPr>
-              <w:t>Original, [REFINED]</w:t>
+              <w:t>Lab 1, [REFINED] – decomposed into clauses (a)–(e)</w:t>
             </w:r>
           </w:p>
         </w:tc>
@@ -2152,7 +2265,72 @@
               <w:rPr>
                 <w:sz w:val="17"/>
               </w:rPr>
-              <w:t>The system shall allow an authenticated student to view equipment availability reflecting all currently Confirmed reservations, and to reserve a slot of at most 120 minutes on one equipment item whose calibration status is Valid, starting no later than 7 days after the request time, rejecting any request that overlaps an existing Confirmed reservation of the same equipment. On success the system shall lock the slot and generate a Reservation Token.</w:t>
+              <w:t xml:space="preserve">The system shall, for an authenticated student: </w:t>
+            </w:r>
+            <w:r>
+              <w:rPr>
+                <w:b/>
+                <w:sz w:val="17"/>
+              </w:rPr>
+              <w:t>(a)</w:t>
+            </w:r>
+            <w:r>
+              <w:rPr>
+                <w:sz w:val="17"/>
+              </w:rPr>
+              <w:t xml:space="preserve"> display the availability of every equipment item, reflecting all Confirmed reservations, filterable by category and calibration status; </w:t>
+            </w:r>
+            <w:r>
+              <w:rPr>
+                <w:b/>
+                <w:sz w:val="17"/>
+              </w:rPr>
+              <w:t>(b)</w:t>
+            </w:r>
+            <w:r>
+              <w:rPr>
+                <w:sz w:val="17"/>
+              </w:rPr>
+              <w:t xml:space="preserve"> accept a reservation only if its duration is more than 0 and at most 120 minutes; </w:t>
+            </w:r>
+            <w:r>
+              <w:rPr>
+                <w:b/>
+                <w:sz w:val="17"/>
+              </w:rPr>
+              <w:t>(c)</w:t>
+            </w:r>
+            <w:r>
+              <w:rPr>
+                <w:sz w:val="17"/>
+              </w:rPr>
+              <w:t xml:space="preserve"> accept it only if its start is not earlier than the request time and not later than 7 days after it; </w:t>
+            </w:r>
+            <w:r>
+              <w:rPr>
+                <w:b/>
+                <w:sz w:val="17"/>
+              </w:rPr>
+              <w:t>(d)</w:t>
+            </w:r>
+            <w:r>
+              <w:rPr>
+                <w:sz w:val="17"/>
+              </w:rPr>
+              <w:t xml:space="preserve"> reject a request that overlaps a Confirmed reservation of the same equipment; </w:t>
+            </w:r>
+            <w:r>
+              <w:rPr>
+                <w:b/>
+                <w:sz w:val="17"/>
+              </w:rPr>
+              <w:t>(e)</w:t>
+            </w:r>
+            <w:r>
+              <w:rPr>
+                <w:sz w:val="17"/>
+              </w:rPr>
+              <w:t xml:space="preserve"> on acceptance, lock the slot and generate a unique Reservation Token.</w:t>
             </w:r>
           </w:p>
         </w:tc>
@@ -2192,7 +2370,7 @@
               <w:rPr>
                 <w:sz w:val="17"/>
               </w:rPr>
-              <w:t xml:space="preserve"> slot locked, token generated and unique; availability shows the slot as reserved. </w:t>
+              <w:t xml:space="preserve"> (a) listed availability equals the Confirmed reservations; (b) 120 min accepted, 121 min rejected; (c) start = now + 7 days accepted, + 1 minute rejected; (d) overlapping request rejected; (e) slot locked and token unique. </w:t>
             </w:r>
             <w:r>
               <w:rPr>
@@ -2205,7 +2383,7 @@
               <w:rPr>
                 <w:sz w:val="17"/>
               </w:rPr>
-              <w:t xml:space="preserve"> an overlapping reservation is accepted, a duration &gt; 120 min or start &gt; 7 days ahead is accepted.</w:t>
+              <w:t xml:space="preserve"> any clause violated.</w:t>
             </w:r>
           </w:p>
         </w:tc>
@@ -2249,7 +2427,7 @@
               <w:rPr>
                 <w:sz w:val="17"/>
               </w:rPr>
-              <w:t>Original</w:t>
+              <w:t>Lab 1 – decomposed into clauses (a)–(c)</w:t>
             </w:r>
           </w:p>
         </w:tc>
@@ -2263,7 +2441,46 @@
               <w:rPr>
                 <w:sz w:val="17"/>
               </w:rPr>
-              <w:t>The system shall confirm a reservation only if the requested equipment's calibration status is Valid, and shall block the reservation, show the message "This equipment is currently unavailable for booking — calibration required." and suggest the next available calibrated instrument of the same type (if any) when the status is Expired or Pending.</w:t>
+              <w:t xml:space="preserve">The system shall: </w:t>
+            </w:r>
+            <w:r>
+              <w:rPr>
+                <w:b/>
+                <w:sz w:val="17"/>
+              </w:rPr>
+              <w:t>(a)</w:t>
+            </w:r>
+            <w:r>
+              <w:rPr>
+                <w:sz w:val="17"/>
+              </w:rPr>
+              <w:t xml:space="preserve"> confirm a reservation only if the equipment's calibration status is Valid; </w:t>
+            </w:r>
+            <w:r>
+              <w:rPr>
+                <w:b/>
+                <w:sz w:val="17"/>
+              </w:rPr>
+              <w:t>(b)</w:t>
+            </w:r>
+            <w:r>
+              <w:rPr>
+                <w:sz w:val="17"/>
+              </w:rPr>
+              <w:t xml:space="preserve"> when the status is Expired or Pending, block the reservation and show the message "This equipment is currently unavailable for booking — calibration required."; </w:t>
+            </w:r>
+            <w:r>
+              <w:rPr>
+                <w:b/>
+                <w:sz w:val="17"/>
+              </w:rPr>
+              <w:t>(c)</w:t>
+            </w:r>
+            <w:r>
+              <w:rPr>
+                <w:sz w:val="17"/>
+              </w:rPr>
+              <w:t xml:space="preserve"> in that case suggest the next available calibrated instrument of the same type, if any.</w:t>
             </w:r>
           </w:p>
         </w:tc>
@@ -2303,7 +2520,7 @@
               <w:rPr>
                 <w:sz w:val="17"/>
               </w:rPr>
-              <w:t xml:space="preserve"> reservation confirmed only when status = Valid; message shown otherwise. </w:t>
+              <w:t xml:space="preserve"> (a) confirmed only when status = Valid; (b) message shown and no reservation created; (c) alternative suggested when one exists. </w:t>
             </w:r>
             <w:r>
               <w:rPr>
@@ -2360,7 +2577,7 @@
               <w:rPr>
                 <w:sz w:val="17"/>
               </w:rPr>
-              <w:t>Original</w:t>
+              <w:t>Lab 1</w:t>
             </w:r>
           </w:p>
         </w:tc>
@@ -2471,7 +2688,7 @@
               <w:rPr>
                 <w:sz w:val="17"/>
               </w:rPr>
-              <w:t>Original</w:t>
+              <w:t>Lab 1</w:t>
             </w:r>
           </w:p>
         </w:tc>
@@ -2582,7 +2799,7 @@
               <w:rPr>
                 <w:sz w:val="17"/>
               </w:rPr>
-              <w:t>Original</w:t>
+              <w:t>Lab 1</w:t>
             </w:r>
           </w:p>
         </w:tc>
@@ -2693,7 +2910,7 @@
               <w:rPr>
                 <w:sz w:val="17"/>
               </w:rPr>
-              <w:t>[NEW]</w:t>
+              <w:t>[NEW] – basis: use case "Login / Authenticate" (Lab 1 diagram); precondition "logged in / authenticated" of UC-03</w:t>
             </w:r>
           </w:p>
         </w:tc>
@@ -2804,7 +3021,7 @@
               <w:rPr>
                 <w:sz w:val="17"/>
               </w:rPr>
-              <w:t>[NEW]</w:t>
+              <w:t>[NEW] – basis: use case "View Reservation History" (Lab 1 diagram)</w:t>
             </w:r>
           </w:p>
         </w:tc>
@@ -2928,7 +3145,7 @@
               <w:rPr>
                 <w:sz w:val="17"/>
               </w:rPr>
-              <w:t>[NEW]</w:t>
+              <w:t>[NEW] – basis: use case "Update Calibration Status" (Lab 1 diagram); NFR-002 names calibration status as technician-only</w:t>
             </w:r>
           </w:p>
         </w:tc>
@@ -3039,7 +3256,7 @@
               <w:rPr>
                 <w:sz w:val="17"/>
               </w:rPr>
-              <w:t>[NEW]</w:t>
+              <w:t>[NEW] – basis: step 8 of UC-03 and include «Send Confirmation Notification» (Lab 1)</w:t>
             </w:r>
           </w:p>
         </w:tc>
@@ -3150,7 +3367,7 @@
               <w:rPr>
                 <w:sz w:val="17"/>
               </w:rPr>
-              <w:t>[NEW]</w:t>
+              <w:t>[NEW] – basis: UC-03 precondition "no conflicting reservation for the same time slot" (interpretation A-14)</w:t>
             </w:r>
           </w:p>
         </w:tc>
@@ -3164,14 +3381,7 @@
               <w:rPr>
                 <w:sz w:val="17"/>
               </w:rPr>
-              <w:t xml:space="preserve">The system shall reject a reservation request whose slot overlaps another Confirmed reservation of the same student (on any equipment). </w:t>
-            </w:r>
-            <w:r>
-              <w:rPr>
-                <w:i/>
-                <w:sz w:val="17"/>
-              </w:rPr>
-              <w:t>(Derived from UC-03 precondition "no conflicting reservation for the same time slot".)</w:t>
+              <w:t>The system shall reject a reservation request whose slot overlaps another Confirmed reservation of the same student (on any equipment).</w:t>
             </w:r>
           </w:p>
         </w:tc>
@@ -3326,7 +3536,7 @@
                 <w:b/>
                 <w:sz w:val="17"/>
               </w:rPr>
-              <w:t>Status</w:t>
+              <w:t>Status / basis</w:t>
             </w:r>
           </w:p>
         </w:tc>
@@ -3430,7 +3640,7 @@
               <w:rPr>
                 <w:sz w:val="17"/>
               </w:rPr>
-              <w:t>Original, [REFINED]</w:t>
+              <w:t>Lab 1, [REFINED]</w:t>
             </w:r>
           </w:p>
         </w:tc>
@@ -3444,20 +3654,20 @@
               <w:rPr>
                 <w:sz w:val="17"/>
               </w:rPr>
-              <w:t xml:space="preserve">The system shall process a reservation request (from request receipt to response sent) in </w:t>
+              <w:t xml:space="preserve">The system shall process each reservation request, measured from request receipt to response sent, in </w:t>
             </w:r>
             <w:r>
               <w:rPr>
                 <w:b/>
                 <w:sz w:val="17"/>
               </w:rPr>
-              <w:t>≤ 200 ms</w:t>
-            </w:r>
-            <w:r>
-              <w:rPr>
-                <w:sz w:val="17"/>
-              </w:rPr>
-              <w:t xml:space="preserve"> while up to the load defined by the test parameter in A-03 (20 concurrent requests) is being processed.</w:t>
+              <w:t>200 ms or less</w:t>
+            </w:r>
+            <w:r>
+              <w:rPr>
+                <w:sz w:val="17"/>
+              </w:rPr>
+              <w:t xml:space="preserve"> while N reservation requests are being processed concurrently. N was not defined in Lab 1; N = 20 is used for verification (A-03).</w:t>
             </w:r>
           </w:p>
         </w:tc>
@@ -3510,7 +3720,7 @@
               <w:rPr>
                 <w:sz w:val="17"/>
               </w:rPr>
-              <w:t xml:space="preserve"> any request exceeds 200 ms. (Percentile/peak-load definition is open — A-03.)</w:t>
+              <w:t xml:space="preserve"> any request exceeds 200 ms.</w:t>
             </w:r>
           </w:p>
         </w:tc>
@@ -3554,7 +3764,7 @@
               <w:rPr>
                 <w:sz w:val="17"/>
               </w:rPr>
-              <w:t>Original</w:t>
+              <w:t>Lab 1 (two obligations: RBAC and session expiry – verified separately as SEC-REQ-01 and SEC-REQ-02)</w:t>
             </w:r>
           </w:p>
         </w:tc>
@@ -3665,7 +3875,7 @@
               <w:rPr>
                 <w:sz w:val="17"/>
               </w:rPr>
-              <w:t>[NEW] (split from NFR-001, which bundled latency and lock isolation)</w:t>
+              <w:t>[NEW] – basis: the "database-level lock isolation to prevent race conditions" half of Lab 1 NFR-001, split off so latency and integrity are tested separately</w:t>
             </w:r>
           </w:p>
         </w:tc>
@@ -3679,7 +3889,7 @@
               <w:rPr>
                 <w:sz w:val="17"/>
               </w:rPr>
-              <w:t xml:space="preserve">When multiple reservation requests for the same equipment and overlapping slots are submitted concurrently, the system shall confirm </w:t>
+              <w:t xml:space="preserve">When several reservation requests for the same equipment and overlapping slots arrive concurrently, the system shall confirm </w:t>
             </w:r>
             <w:r>
               <w:rPr>
@@ -3974,7 +4184,7 @@
               <w:rPr>
                 <w:sz w:val="17"/>
               </w:rPr>
-              <w:t>The system shall persist equipment, reservations, users, sessions and audit records in a relational store supporting transactions and row/slot-level locking (NFR-001, NFR-003).</w:t>
+              <w:t>The system shall persist equipment, reservations, users, sessions and audit records in a database supporting transactions and slot/row-level locking (NFR-001, NFR-003, A-13).</w:t>
             </w:r>
           </w:p>
         </w:tc>
@@ -4031,7 +4241,7 @@
               <w:rPr>
                 <w:sz w:val="17"/>
               </w:rPr>
-              <w:t xml:space="preserve"> §9.</w:t>
+              <w:t xml:space="preserve"> §9. An HTTP API is implied by Lab 1 NFR-002 ("technician-only endpoints").</w:t>
             </w:r>
           </w:p>
         </w:tc>
@@ -4050,7 +4260,17 @@
     <w:p>
       <w:r>
         <w:rPr/>
-        <w:t>Security objectives and requirements are derived from NFR-002 and from properties the use cases imply (own-data access, privileged functions, credentials). No mechanism that the system does not need (MFA, biometrics, encryption schemes, OAuth …) is added.</w:t>
+        <w:t xml:space="preserve">Lab 1 contains one security requirement (NFR-002). The objectives and requirements below are derived from it and from properties the Lab 1 use cases imply (own-data access, technician-only functions, login). Requirements that go beyond NFR-002 are marked </w:t>
+      </w:r>
+      <w:r>
+        <w:rPr>
+          <w:i/>
+        </w:rPr>
+        <w:t>Proposed</w:t>
+      </w:r>
+      <w:r>
+        <w:rPr/>
+        <w:t xml:space="preserve"> with the reason. No mechanism the system does not need (MFA, biometrics, encryption schemes, OAuth …) is added.</w:t>
       </w:r>
     </w:p>
     <w:p>
@@ -4131,7 +4351,7 @@
                 <w:b/>
                 <w:sz w:val="17"/>
               </w:rPr>
-              <w:t>Rationale</w:t>
+              <w:t>Rationale and linked requirements</w:t>
             </w:r>
           </w:p>
         </w:tc>
@@ -4187,7 +4407,7 @@
               <w:rPr>
                 <w:sz w:val="17"/>
               </w:rPr>
-              <w:t>Technician functions change safety-critical calibration and inventory data (NFR-002 rationale).</w:t>
+              <w:t>Technician functions change safety-critical calibration and inventory data (NFR-002 rationale). Requirements: SEC-REQ-01, 02, 04, 07.</w:t>
             </w:r>
           </w:p>
         </w:tc>
@@ -4243,7 +4463,7 @@
               <w:rPr>
                 <w:sz w:val="17"/>
               </w:rPr>
-              <w:t>A wrong calibration status or corrupted reservation defeats the purpose of the system.</w:t>
+              <w:t>A wrong calibration status or corrupted reservation defeats the purpose of the system. Requirements: SEC-REQ-01, 05.</w:t>
             </w:r>
           </w:p>
         </w:tc>
@@ -4299,7 +4519,7 @@
               <w:rPr>
                 <w:sz w:val="17"/>
               </w:rPr>
-              <w:t>Reservation history identifies students and their activity.</w:t>
+              <w:t>Reservation history identifies students and their activity. Requirement: SEC-REQ-03.</w:t>
             </w:r>
           </w:p>
         </w:tc>
@@ -4355,7 +4575,7 @@
               <w:rPr>
                 <w:sz w:val="17"/>
               </w:rPr>
-              <w:t>FR-004 already requires timestamps for returns; calibration and inventory changes need equal traceability.</w:t>
+              <w:t>FR-004 already requires a return timestamp; calibration and inventory changes need equal traceability. Requirement: SEC-REQ-06.</w:t>
             </w:r>
           </w:p>
         </w:tc>
@@ -4379,16 +4599,17 @@
         <w:tblLook w:firstColumn="1" w:firstRow="1" w:lastColumn="0" w:lastRow="0" w:noHBand="0" w:noVBand="1" w:val="04A0"/>
       </w:tblPr>
       <w:tblGrid>
-        <w:gridCol w:w="1987"/>
-        <w:gridCol w:w="1987"/>
-        <w:gridCol w:w="1987"/>
-        <w:gridCol w:w="1987"/>
-        <w:gridCol w:w="1987"/>
+        <w:gridCol w:w="1656"/>
+        <w:gridCol w:w="1656"/>
+        <w:gridCol w:w="1656"/>
+        <w:gridCol w:w="1656"/>
+        <w:gridCol w:w="1656"/>
+        <w:gridCol w:w="1656"/>
       </w:tblGrid>
       <w:tr>
         <w:tc>
           <w:tcPr>
-            <w:tcW w:type="dxa" w:w="1987"/>
+            <w:tcW w:type="dxa" w:w="1656"/>
             <w:shd w:val="clear" w:color="auto" w:fill="E4EAF6"/>
           </w:tcPr>
           <w:p>
@@ -4408,7 +4629,7 @@
         </w:tc>
         <w:tc>
           <w:tcPr>
-            <w:tcW w:type="dxa" w:w="1987"/>
+            <w:tcW w:type="dxa" w:w="1656"/>
             <w:shd w:val="clear" w:color="auto" w:fill="E4EAF6"/>
           </w:tcPr>
           <w:p>
@@ -4428,7 +4649,7 @@
         </w:tc>
         <w:tc>
           <w:tcPr>
-            <w:tcW w:type="dxa" w:w="1987"/>
+            <w:tcW w:type="dxa" w:w="1656"/>
             <w:shd w:val="clear" w:color="auto" w:fill="E4EAF6"/>
           </w:tcPr>
           <w:p>
@@ -4448,7 +4669,7 @@
         </w:tc>
         <w:tc>
           <w:tcPr>
-            <w:tcW w:type="dxa" w:w="1987"/>
+            <w:tcW w:type="dxa" w:w="1656"/>
             <w:shd w:val="clear" w:color="auto" w:fill="E4EAF6"/>
           </w:tcPr>
           <w:p>
@@ -4462,13 +4683,33 @@
                 <w:b/>
                 <w:sz w:val="17"/>
               </w:rPr>
+              <w:t>Basis</w:t>
+            </w:r>
+          </w:p>
+        </w:tc>
+        <w:tc>
+          <w:tcPr>
+            <w:tcW w:type="dxa" w:w="1656"/>
+            <w:shd w:val="clear" w:color="auto" w:fill="E4EAF6"/>
+          </w:tcPr>
+          <w:p>
+            <w:r>
+              <w:rPr>
+                <w:b/>
+              </w:rPr>
+            </w:r>
+            <w:r>
+              <w:rPr>
+                <w:b/>
+                <w:sz w:val="17"/>
+              </w:rPr>
               <w:t>Related</w:t>
             </w:r>
           </w:p>
         </w:tc>
         <w:tc>
           <w:tcPr>
-            <w:tcW w:type="dxa" w:w="1987"/>
+            <w:tcW w:type="dxa" w:w="1656"/>
             <w:shd w:val="clear" w:color="auto" w:fill="E4EAF6"/>
           </w:tcPr>
           <w:p>
@@ -4490,7 +4731,7 @@
       <w:tr>
         <w:tc>
           <w:tcPr>
-            <w:tcW w:type="dxa" w:w="1987"/>
+            <w:tcW w:type="dxa" w:w="1656"/>
           </w:tcPr>
           <w:p>
             <w:r/>
@@ -4504,7 +4745,7 @@
         </w:tc>
         <w:tc>
           <w:tcPr>
-            <w:tcW w:type="dxa" w:w="1987"/>
+            <w:tcW w:type="dxa" w:w="1656"/>
           </w:tcPr>
           <w:p>
             <w:r/>
@@ -4518,7 +4759,7 @@
         </w:tc>
         <w:tc>
           <w:tcPr>
-            <w:tcW w:type="dxa" w:w="1987"/>
+            <w:tcW w:type="dxa" w:w="1656"/>
           </w:tcPr>
           <w:p>
             <w:r/>
@@ -4532,7 +4773,21 @@
         </w:tc>
         <w:tc>
           <w:tcPr>
-            <w:tcW w:type="dxa" w:w="1987"/>
+            <w:tcW w:type="dxa" w:w="1656"/>
+          </w:tcPr>
+          <w:p>
+            <w:r/>
+            <w:r>
+              <w:rPr>
+                <w:sz w:val="17"/>
+              </w:rPr>
+              <w:t>Lab 1 NFR-002 (first half)</w:t>
+            </w:r>
+          </w:p>
+        </w:tc>
+        <w:tc>
+          <w:tcPr>
+            <w:tcW w:type="dxa" w:w="1656"/>
           </w:tcPr>
           <w:p>
             <w:r/>
@@ -4546,7 +4801,7 @@
         </w:tc>
         <w:tc>
           <w:tcPr>
-            <w:tcW w:type="dxa" w:w="1987"/>
+            <w:tcW w:type="dxa" w:w="1656"/>
           </w:tcPr>
           <w:p>
             <w:r/>
@@ -4562,7 +4817,7 @@
       <w:tr>
         <w:tc>
           <w:tcPr>
-            <w:tcW w:type="dxa" w:w="1987"/>
+            <w:tcW w:type="dxa" w:w="1656"/>
           </w:tcPr>
           <w:p>
             <w:r/>
@@ -4576,7 +4831,7 @@
         </w:tc>
         <w:tc>
           <w:tcPr>
-            <w:tcW w:type="dxa" w:w="1987"/>
+            <w:tcW w:type="dxa" w:w="1656"/>
           </w:tcPr>
           <w:p>
             <w:r/>
@@ -4590,7 +4845,7 @@
         </w:tc>
         <w:tc>
           <w:tcPr>
-            <w:tcW w:type="dxa" w:w="1987"/>
+            <w:tcW w:type="dxa" w:w="1656"/>
           </w:tcPr>
           <w:p>
             <w:r/>
@@ -4604,7 +4859,21 @@
         </w:tc>
         <w:tc>
           <w:tcPr>
-            <w:tcW w:type="dxa" w:w="1987"/>
+            <w:tcW w:type="dxa" w:w="1656"/>
+          </w:tcPr>
+          <w:p>
+            <w:r/>
+            <w:r>
+              <w:rPr>
+                <w:sz w:val="17"/>
+              </w:rPr>
+              <w:t>Lab 1 NFR-002 (second half)</w:t>
+            </w:r>
+          </w:p>
+        </w:tc>
+        <w:tc>
+          <w:tcPr>
+            <w:tcW w:type="dxa" w:w="1656"/>
           </w:tcPr>
           <w:p>
             <w:r/>
@@ -4618,7 +4887,7 @@
         </w:tc>
         <w:tc>
           <w:tcPr>
-            <w:tcW w:type="dxa" w:w="1987"/>
+            <w:tcW w:type="dxa" w:w="1656"/>
           </w:tcPr>
           <w:p>
             <w:r/>
@@ -4634,7 +4903,7 @@
       <w:tr>
         <w:tc>
           <w:tcPr>
-            <w:tcW w:type="dxa" w:w="1987"/>
+            <w:tcW w:type="dxa" w:w="1656"/>
           </w:tcPr>
           <w:p>
             <w:r/>
@@ -4648,7 +4917,7 @@
         </w:tc>
         <w:tc>
           <w:tcPr>
-            <w:tcW w:type="dxa" w:w="1987"/>
+            <w:tcW w:type="dxa" w:w="1656"/>
           </w:tcPr>
           <w:p>
             <w:r/>
@@ -4662,7 +4931,7 @@
         </w:tc>
         <w:tc>
           <w:tcPr>
-            <w:tcW w:type="dxa" w:w="1987"/>
+            <w:tcW w:type="dxa" w:w="1656"/>
           </w:tcPr>
           <w:p>
             <w:r/>
@@ -4676,7 +4945,41 @@
         </w:tc>
         <w:tc>
           <w:tcPr>
-            <w:tcW w:type="dxa" w:w="1987"/>
+            <w:tcW w:type="dxa" w:w="1656"/>
+          </w:tcPr>
+          <w:p>
+            <w:r/>
+            <w:r>
+              <w:rPr>
+                <w:i/>
+                <w:sz w:val="17"/>
+              </w:rPr>
+              <w:t>Proposed</w:t>
+            </w:r>
+            <w:r>
+              <w:rPr>
+                <w:sz w:val="17"/>
+              </w:rPr>
+              <w:t xml:space="preserve"> – implied by Lab 1 wording "a student cancels </w:t>
+            </w:r>
+            <w:r>
+              <w:rPr>
+                <w:b/>
+                <w:sz w:val="17"/>
+              </w:rPr>
+              <w:t>their</w:t>
+            </w:r>
+            <w:r>
+              <w:rPr>
+                <w:sz w:val="17"/>
+              </w:rPr>
+              <w:t xml:space="preserve"> reservation" and "View Reservation History"</w:t>
+            </w:r>
+          </w:p>
+        </w:tc>
+        <w:tc>
+          <w:tcPr>
+            <w:tcW w:type="dxa" w:w="1656"/>
           </w:tcPr>
           <w:p>
             <w:r/>
@@ -4690,7 +4993,7 @@
         </w:tc>
         <w:tc>
           <w:tcPr>
-            <w:tcW w:type="dxa" w:w="1987"/>
+            <w:tcW w:type="dxa" w:w="1656"/>
           </w:tcPr>
           <w:p>
             <w:r/>
@@ -4706,7 +5009,7 @@
       <w:tr>
         <w:tc>
           <w:tcPr>
-            <w:tcW w:type="dxa" w:w="1987"/>
+            <w:tcW w:type="dxa" w:w="1656"/>
           </w:tcPr>
           <w:p>
             <w:r/>
@@ -4720,21 +5023,21 @@
         </w:tc>
         <w:tc>
           <w:tcPr>
-            <w:tcW w:type="dxa" w:w="1987"/>
-          </w:tcPr>
-          <w:p>
-            <w:r/>
-            <w:r>
-              <w:rPr>
-                <w:sz w:val="17"/>
-              </w:rPr>
-              <w:t>The system shall reject with HTTP 401 any request to a protected function that carries no valid session; a failed login shall return the same generic error for an unknown user and for a wrong password; credentials shall not be stored or logged in plain text.</w:t>
-            </w:r>
-          </w:p>
-        </w:tc>
-        <w:tc>
-          <w:tcPr>
-            <w:tcW w:type="dxa" w:w="1987"/>
+            <w:tcW w:type="dxa" w:w="1656"/>
+          </w:tcPr>
+          <w:p>
+            <w:r/>
+            <w:r>
+              <w:rPr>
+                <w:sz w:val="17"/>
+              </w:rPr>
+              <w:t>The system shall reject with HTTP 401 any request to a protected function (every function except login) that carries no valid session.</w:t>
+            </w:r>
+          </w:p>
+        </w:tc>
+        <w:tc>
+          <w:tcPr>
+            <w:tcW w:type="dxa" w:w="1656"/>
           </w:tcPr>
           <w:p>
             <w:r/>
@@ -4748,7 +5051,21 @@
         </w:tc>
         <w:tc>
           <w:tcPr>
-            <w:tcW w:type="dxa" w:w="1987"/>
+            <w:tcW w:type="dxa" w:w="1656"/>
+          </w:tcPr>
+          <w:p>
+            <w:r/>
+            <w:r>
+              <w:rPr>
+                <w:sz w:val="17"/>
+              </w:rPr>
+              <w:t>Lab 1 FR-001 "authenticated students" and UC-03 precondition "logged in"</w:t>
+            </w:r>
+          </w:p>
+        </w:tc>
+        <w:tc>
+          <w:tcPr>
+            <w:tcW w:type="dxa" w:w="1656"/>
           </w:tcPr>
           <w:p>
             <w:r/>
@@ -4762,15 +5079,15 @@
         </w:tc>
         <w:tc>
           <w:tcPr>
-            <w:tcW w:type="dxa" w:w="1987"/>
-          </w:tcPr>
-          <w:p>
-            <w:r/>
-            <w:r>
-              <w:rPr>
-                <w:sz w:val="17"/>
-              </w:rPr>
-              <w:t>TC-11, TC-20</w:t>
+            <w:tcW w:type="dxa" w:w="1656"/>
+          </w:tcPr>
+          <w:p>
+            <w:r/>
+            <w:r>
+              <w:rPr>
+                <w:sz w:val="17"/>
+              </w:rPr>
+              <w:t>TC-20</w:t>
             </w:r>
           </w:p>
         </w:tc>
@@ -4778,7 +5095,7 @@
       <w:tr>
         <w:tc>
           <w:tcPr>
-            <w:tcW w:type="dxa" w:w="1987"/>
+            <w:tcW w:type="dxa" w:w="1656"/>
           </w:tcPr>
           <w:p>
             <w:r/>
@@ -4792,21 +5109,21 @@
         </w:tc>
         <w:tc>
           <w:tcPr>
-            <w:tcW w:type="dxa" w:w="1987"/>
-          </w:tcPr>
-          <w:p>
-            <w:r/>
-            <w:r>
-              <w:rPr>
-                <w:sz w:val="17"/>
-              </w:rPr>
-              <w:t>The system shall validate every request input on the server (type, format, range, e.g. duration ≤ 120 min, start in the future and ≤ 7 days ahead) and reject invalid input with HTTP 400/422 without changing data; input shall never be concatenated into database queries (injection strings are treated as data).</w:t>
-            </w:r>
-          </w:p>
-        </w:tc>
-        <w:tc>
-          <w:tcPr>
-            <w:tcW w:type="dxa" w:w="1987"/>
+            <w:tcW w:type="dxa" w:w="1656"/>
+          </w:tcPr>
+          <w:p>
+            <w:r/>
+            <w:r>
+              <w:rPr>
+                <w:sz w:val="17"/>
+              </w:rPr>
+              <w:t>The system shall validate every request input on the server (type, format, range, e.g. duration ≤ 120 min, start not in the past and ≤ 7 days ahead) and reject invalid input with HTTP 400/422 without changing data; input shall be treated as data and never be concatenated into database queries.</w:t>
+            </w:r>
+          </w:p>
+        </w:tc>
+        <w:tc>
+          <w:tcPr>
+            <w:tcW w:type="dxa" w:w="1656"/>
           </w:tcPr>
           <w:p>
             <w:r/>
@@ -4820,7 +5137,28 @@
         </w:tc>
         <w:tc>
           <w:tcPr>
-            <w:tcW w:type="dxa" w:w="1987"/>
+            <w:tcW w:type="dxa" w:w="1656"/>
+          </w:tcPr>
+          <w:p>
+            <w:r/>
+            <w:r>
+              <w:rPr>
+                <w:i/>
+                <w:sz w:val="17"/>
+              </w:rPr>
+              <w:t>Proposed</w:t>
+            </w:r>
+            <w:r>
+              <w:rPr>
+                <w:sz w:val="17"/>
+              </w:rPr>
+              <w:t xml:space="preserve"> – the limits of FR-001 must be enforced on the server because the browser is not trusted</w:t>
+            </w:r>
+          </w:p>
+        </w:tc>
+        <w:tc>
+          <w:tcPr>
+            <w:tcW w:type="dxa" w:w="1656"/>
           </w:tcPr>
           <w:p>
             <w:r/>
@@ -4834,7 +5172,7 @@
         </w:tc>
         <w:tc>
           <w:tcPr>
-            <w:tcW w:type="dxa" w:w="1987"/>
+            <w:tcW w:type="dxa" w:w="1656"/>
           </w:tcPr>
           <w:p>
             <w:r/>
@@ -4850,7 +5188,7 @@
       <w:tr>
         <w:tc>
           <w:tcPr>
-            <w:tcW w:type="dxa" w:w="1987"/>
+            <w:tcW w:type="dxa" w:w="1656"/>
           </w:tcPr>
           <w:p>
             <w:r/>
@@ -4864,7 +5202,7 @@
         </w:tc>
         <w:tc>
           <w:tcPr>
-            <w:tcW w:type="dxa" w:w="1987"/>
+            <w:tcW w:type="dxa" w:w="1656"/>
           </w:tcPr>
           <w:p>
             <w:r/>
@@ -4878,7 +5216,7 @@
         </w:tc>
         <w:tc>
           <w:tcPr>
-            <w:tcW w:type="dxa" w:w="1987"/>
+            <w:tcW w:type="dxa" w:w="1656"/>
           </w:tcPr>
           <w:p>
             <w:r/>
@@ -4892,7 +5230,28 @@
         </w:tc>
         <w:tc>
           <w:tcPr>
-            <w:tcW w:type="dxa" w:w="1987"/>
+            <w:tcW w:type="dxa" w:w="1656"/>
+          </w:tcPr>
+          <w:p>
+            <w:r/>
+            <w:r>
+              <w:rPr>
+                <w:i/>
+                <w:sz w:val="17"/>
+              </w:rPr>
+              <w:t>Proposed</w:t>
+            </w:r>
+            <w:r>
+              <w:rPr>
+                <w:sz w:val="17"/>
+              </w:rPr>
+              <w:t xml:space="preserve"> – extends the return timestamp of FR-004 to the other technician-only actions of NFR-002</w:t>
+            </w:r>
+          </w:p>
+        </w:tc>
+        <w:tc>
+          <w:tcPr>
+            <w:tcW w:type="dxa" w:w="1656"/>
           </w:tcPr>
           <w:p>
             <w:r/>
@@ -4906,7 +5265,7 @@
         </w:tc>
         <w:tc>
           <w:tcPr>
-            <w:tcW w:type="dxa" w:w="1987"/>
+            <w:tcW w:type="dxa" w:w="1656"/>
           </w:tcPr>
           <w:p>
             <w:r/>
@@ -4915,6 +5274,99 @@
                 <w:sz w:val="17"/>
               </w:rPr>
               <w:t>TC-22</w:t>
+            </w:r>
+          </w:p>
+        </w:tc>
+      </w:tr>
+      <w:tr>
+        <w:tc>
+          <w:tcPr>
+            <w:tcW w:type="dxa" w:w="1656"/>
+          </w:tcPr>
+          <w:p>
+            <w:r/>
+            <w:r>
+              <w:rPr>
+                <w:sz w:val="17"/>
+              </w:rPr>
+              <w:t>SEC-REQ-07</w:t>
+            </w:r>
+          </w:p>
+        </w:tc>
+        <w:tc>
+          <w:tcPr>
+            <w:tcW w:type="dxa" w:w="1656"/>
+          </w:tcPr>
+          <w:p>
+            <w:r/>
+            <w:r>
+              <w:rPr>
+                <w:sz w:val="17"/>
+              </w:rPr>
+              <w:t>The system shall return the same generic error message for a failed login whether or not the username exists, and shall not store or write credentials in plain text (database, logs, responses).</w:t>
+            </w:r>
+          </w:p>
+        </w:tc>
+        <w:tc>
+          <w:tcPr>
+            <w:tcW w:type="dxa" w:w="1656"/>
+          </w:tcPr>
+          <w:p>
+            <w:r/>
+            <w:r>
+              <w:rPr>
+                <w:sz w:val="17"/>
+              </w:rPr>
+              <w:t>SEC-OBJ-01</w:t>
+            </w:r>
+          </w:p>
+        </w:tc>
+        <w:tc>
+          <w:tcPr>
+            <w:tcW w:type="dxa" w:w="1656"/>
+          </w:tcPr>
+          <w:p>
+            <w:r/>
+            <w:r>
+              <w:rPr>
+                <w:i/>
+                <w:sz w:val="17"/>
+              </w:rPr>
+              <w:t>Proposed</w:t>
+            </w:r>
+            <w:r>
+              <w:rPr>
+                <w:sz w:val="17"/>
+              </w:rPr>
+              <w:t xml:space="preserve"> – inherent to the Lab 1 login use case</w:t>
+            </w:r>
+          </w:p>
+        </w:tc>
+        <w:tc>
+          <w:tcPr>
+            <w:tcW w:type="dxa" w:w="1656"/>
+          </w:tcPr>
+          <w:p>
+            <w:r/>
+            <w:r>
+              <w:rPr>
+                <w:sz w:val="17"/>
+              </w:rPr>
+              <w:t>FR-006</w:t>
+            </w:r>
+          </w:p>
+        </w:tc>
+        <w:tc>
+          <w:tcPr>
+            <w:tcW w:type="dxa" w:w="1656"/>
+          </w:tcPr>
+          <w:p>
+            <w:r/>
+            <w:r>
+              <w:rPr>
+                <w:sz w:val="17"/>
+              </w:rPr>
+              <w:t>TC-11, TC-20</w:t>
             </w:r>
           </w:p>
         </w:tc>
@@ -4947,12 +5399,22 @@
     </w:p>
     <w:p>
       <w:pPr>
+        <w:sectPr>
+          <w:pgSz w:w="12240" w:h="15840"/>
+          <w:pgMar w:top="1152" w:right="1152" w:bottom="1152" w:left="1152" w:header="720" w:footer="720" w:gutter="0"/>
+          <w:cols w:space="720"/>
+          <w:docGrid w:linePitch="360"/>
+        </w:sectPr>
+      </w:pPr>
+    </w:p>
+    <w:p>
+      <w:pPr>
         <w:jc w:val="center"/>
       </w:pPr>
       <w:r>
         <w:drawing>
           <wp:inline xmlns:a="http://schemas.openxmlformats.org/drawingml/2006/main" xmlns:pic="http://schemas.openxmlformats.org/drawingml/2006/picture">
-            <wp:extent cx="6126480" cy="4841760"/>
+            <wp:extent cx="6942169" cy="5486400"/>
             <wp:docPr id="1" name="Picture 1"/>
             <wp:cNvGraphicFramePr>
               <a:graphicFrameLocks noChangeAspect="1"/>
@@ -4973,7 +5435,7 @@
                   <pic:spPr>
                     <a:xfrm>
                       <a:off x="0" y="0"/>
-                      <a:ext cx="6126480" cy="4841760"/>
+                      <a:ext cx="6942169" cy="5486400"/>
                     </a:xfrm>
                     <a:prstGeom prst="rect"/>
                   </pic:spPr>
@@ -4995,6 +5457,16 @@
         </w:rPr>
         <w:t>Figure 1 – UML Use Case Diagram (editable draw.io source: diagrams/use-case.drawio)</w:t>
       </w:r>
+    </w:p>
+    <w:p>
+      <w:pPr>
+        <w:sectPr>
+          <w:pgSz w:w="15840" w:h="12240" w:orient="landscape"/>
+          <w:pgMar w:top="1152" w:right="1152" w:bottom="1152" w:left="1152" w:header="720" w:footer="720" w:gutter="0"/>
+          <w:cols w:space="720"/>
+          <w:docGrid w:linePitch="360"/>
+        </w:sectPr>
+      </w:pPr>
     </w:p>
     <w:p>
       <w:r>
@@ -5224,7 +5696,7 @@
               <w:rPr>
                 <w:sz w:val="17"/>
               </w:rPr>
-              <w:t>FR-006, SEC-REQ-02, SEC-REQ-04</w:t>
+              <w:t>FR-006, SEC-REQ-02, SEC-REQ-04, SEC-REQ-07</w:t>
             </w:r>
           </w:p>
         </w:tc>
@@ -5728,7 +6200,7 @@
               <w:rPr>
                 <w:sz w:val="17"/>
               </w:rPr>
-              <w:t>FR-005, NFR-002, SEC-REQ-01, SEC-REQ-06</w:t>
+              <w:t>FR-005, NFR-002, SEC-REQ-01, SEC-REQ-05, SEC-REQ-06</w:t>
             </w:r>
           </w:p>
         </w:tc>
@@ -6404,7 +6876,7 @@
       </w:r>
       <w:r>
         <w:rPr/>
-        <w:t xml:space="preserve"> FR-006, SEC-REQ-02, SEC-REQ-04. </w:t>
+        <w:t xml:space="preserve"> FR-006, SEC-REQ-02, SEC-REQ-04, SEC-REQ-07. </w:t>
       </w:r>
       <w:r>
         <w:rPr>
@@ -7234,7 +7706,7 @@
                 <w:b/>
                 <w:sz w:val="17"/>
               </w:rPr>
-              <w:t>Security link</w:t>
+              <w:t>Security link / objective</w:t>
             </w:r>
           </w:p>
         </w:tc>
@@ -7312,7 +7784,7 @@
               <w:rPr>
                 <w:sz w:val="17"/>
               </w:rPr>
-              <w:t>TC-01, TC-02, TC-03, TC-04, TC-17, TC-21</w:t>
+              <w:t>TC-01, TC-02, TC-03, TC-04, TC-17, TC-21, TC-24</w:t>
             </w:r>
           </w:p>
         </w:tc>
@@ -7544,7 +8016,7 @@
               <w:rPr>
                 <w:sz w:val="17"/>
               </w:rPr>
-              <w:t>TC-10, TC-21, TC-22</w:t>
+              <w:t>TC-10, TC-21, TC-22, TC-25</w:t>
             </w:r>
           </w:p>
         </w:tc>
@@ -7588,7 +8060,7 @@
               <w:rPr>
                 <w:sz w:val="17"/>
               </w:rPr>
-              <w:t>SEC-REQ-02, 04</w:t>
+              <w:t>SEC-REQ-02, 04, 07</w:t>
             </w:r>
           </w:p>
         </w:tc>
@@ -8024,7 +8496,7 @@
               <w:rPr>
                 <w:sz w:val="17"/>
               </w:rPr>
-              <w:t>SEC-REQ-01 … 06</w:t>
+              <w:t>SEC-REQ-01</w:t>
             </w:r>
           </w:p>
         </w:tc>
@@ -8038,7 +8510,7 @@
               <w:rPr>
                 <w:sz w:val="17"/>
               </w:rPr>
-              <w:t>see §4.2</w:t>
+              <w:t>UC-06, UC-07, UC-08</w:t>
             </w:r>
           </w:p>
         </w:tc>
@@ -8052,7 +8524,7 @@
               <w:rPr>
                 <w:sz w:val="17"/>
               </w:rPr>
-              <w:t>–</w:t>
+              <w:t>SEC-OBJ-01, 02</w:t>
             </w:r>
           </w:p>
         </w:tc>
@@ -8066,7 +8538,355 @@
               <w:rPr>
                 <w:sz w:val="17"/>
               </w:rPr>
-              <w:t>TC-18, 19, 12/23, 11/20, 21, 22</w:t>
+              <w:t>TC-18</w:t>
+            </w:r>
+          </w:p>
+        </w:tc>
+      </w:tr>
+      <w:tr>
+        <w:tc>
+          <w:tcPr>
+            <w:tcW w:type="dxa" w:w="2484"/>
+          </w:tcPr>
+          <w:p>
+            <w:r/>
+            <w:r>
+              <w:rPr>
+                <w:sz w:val="17"/>
+              </w:rPr>
+              <w:t>SEC-REQ-02</w:t>
+            </w:r>
+          </w:p>
+        </w:tc>
+        <w:tc>
+          <w:tcPr>
+            <w:tcW w:type="dxa" w:w="2484"/>
+          </w:tcPr>
+          <w:p>
+            <w:r/>
+            <w:r>
+              <w:rPr>
+                <w:sz w:val="17"/>
+              </w:rPr>
+              <w:t>UC-01</w:t>
+            </w:r>
+          </w:p>
+        </w:tc>
+        <w:tc>
+          <w:tcPr>
+            <w:tcW w:type="dxa" w:w="2484"/>
+          </w:tcPr>
+          <w:p>
+            <w:r/>
+            <w:r>
+              <w:rPr>
+                <w:sz w:val="17"/>
+              </w:rPr>
+              <w:t>SEC-OBJ-01</w:t>
+            </w:r>
+          </w:p>
+        </w:tc>
+        <w:tc>
+          <w:tcPr>
+            <w:tcW w:type="dxa" w:w="2484"/>
+          </w:tcPr>
+          <w:p>
+            <w:r/>
+            <w:r>
+              <w:rPr>
+                <w:sz w:val="17"/>
+              </w:rPr>
+              <w:t>TC-19</w:t>
+            </w:r>
+          </w:p>
+        </w:tc>
+      </w:tr>
+      <w:tr>
+        <w:tc>
+          <w:tcPr>
+            <w:tcW w:type="dxa" w:w="2484"/>
+          </w:tcPr>
+          <w:p>
+            <w:r/>
+            <w:r>
+              <w:rPr>
+                <w:sz w:val="17"/>
+              </w:rPr>
+              <w:t>SEC-REQ-03</w:t>
+            </w:r>
+          </w:p>
+        </w:tc>
+        <w:tc>
+          <w:tcPr>
+            <w:tcW w:type="dxa" w:w="2484"/>
+          </w:tcPr>
+          <w:p>
+            <w:r/>
+            <w:r>
+              <w:rPr>
+                <w:sz w:val="17"/>
+              </w:rPr>
+              <w:t>UC-04, UC-05</w:t>
+            </w:r>
+          </w:p>
+        </w:tc>
+        <w:tc>
+          <w:tcPr>
+            <w:tcW w:type="dxa" w:w="2484"/>
+          </w:tcPr>
+          <w:p>
+            <w:r/>
+            <w:r>
+              <w:rPr>
+                <w:sz w:val="17"/>
+              </w:rPr>
+              <w:t>SEC-OBJ-03</w:t>
+            </w:r>
+          </w:p>
+        </w:tc>
+        <w:tc>
+          <w:tcPr>
+            <w:tcW w:type="dxa" w:w="2484"/>
+          </w:tcPr>
+          <w:p>
+            <w:r/>
+            <w:r>
+              <w:rPr>
+                <w:sz w:val="17"/>
+              </w:rPr>
+              <w:t>TC-12, TC-23</w:t>
+            </w:r>
+          </w:p>
+        </w:tc>
+      </w:tr>
+      <w:tr>
+        <w:tc>
+          <w:tcPr>
+            <w:tcW w:type="dxa" w:w="2484"/>
+          </w:tcPr>
+          <w:p>
+            <w:r/>
+            <w:r>
+              <w:rPr>
+                <w:sz w:val="17"/>
+              </w:rPr>
+              <w:t>SEC-REQ-04</w:t>
+            </w:r>
+          </w:p>
+        </w:tc>
+        <w:tc>
+          <w:tcPr>
+            <w:tcW w:type="dxa" w:w="2484"/>
+          </w:tcPr>
+          <w:p>
+            <w:r/>
+            <w:r>
+              <w:rPr>
+                <w:sz w:val="17"/>
+              </w:rPr>
+              <w:t>all except UC-01</w:t>
+            </w:r>
+          </w:p>
+        </w:tc>
+        <w:tc>
+          <w:tcPr>
+            <w:tcW w:type="dxa" w:w="2484"/>
+          </w:tcPr>
+          <w:p>
+            <w:r/>
+            <w:r>
+              <w:rPr>
+                <w:sz w:val="17"/>
+              </w:rPr>
+              <w:t>SEC-OBJ-01</w:t>
+            </w:r>
+          </w:p>
+        </w:tc>
+        <w:tc>
+          <w:tcPr>
+            <w:tcW w:type="dxa" w:w="2484"/>
+          </w:tcPr>
+          <w:p>
+            <w:r/>
+            <w:r>
+              <w:rPr>
+                <w:sz w:val="17"/>
+              </w:rPr>
+              <w:t>TC-20</w:t>
+            </w:r>
+          </w:p>
+        </w:tc>
+      </w:tr>
+      <w:tr>
+        <w:tc>
+          <w:tcPr>
+            <w:tcW w:type="dxa" w:w="2484"/>
+          </w:tcPr>
+          <w:p>
+            <w:r/>
+            <w:r>
+              <w:rPr>
+                <w:sz w:val="17"/>
+              </w:rPr>
+              <w:t>SEC-REQ-05</w:t>
+            </w:r>
+          </w:p>
+        </w:tc>
+        <w:tc>
+          <w:tcPr>
+            <w:tcW w:type="dxa" w:w="2484"/>
+          </w:tcPr>
+          <w:p>
+            <w:r/>
+            <w:r>
+              <w:rPr>
+                <w:sz w:val="17"/>
+              </w:rPr>
+              <w:t>UC-03, UC-08</w:t>
+            </w:r>
+          </w:p>
+        </w:tc>
+        <w:tc>
+          <w:tcPr>
+            <w:tcW w:type="dxa" w:w="2484"/>
+          </w:tcPr>
+          <w:p>
+            <w:r/>
+            <w:r>
+              <w:rPr>
+                <w:sz w:val="17"/>
+              </w:rPr>
+              <w:t>SEC-OBJ-02</w:t>
+            </w:r>
+          </w:p>
+        </w:tc>
+        <w:tc>
+          <w:tcPr>
+            <w:tcW w:type="dxa" w:w="2484"/>
+          </w:tcPr>
+          <w:p>
+            <w:r/>
+            <w:r>
+              <w:rPr>
+                <w:sz w:val="17"/>
+              </w:rPr>
+              <w:t>TC-21</w:t>
+            </w:r>
+          </w:p>
+        </w:tc>
+      </w:tr>
+      <w:tr>
+        <w:tc>
+          <w:tcPr>
+            <w:tcW w:type="dxa" w:w="2484"/>
+          </w:tcPr>
+          <w:p>
+            <w:r/>
+            <w:r>
+              <w:rPr>
+                <w:sz w:val="17"/>
+              </w:rPr>
+              <w:t>SEC-REQ-06</w:t>
+            </w:r>
+          </w:p>
+        </w:tc>
+        <w:tc>
+          <w:tcPr>
+            <w:tcW w:type="dxa" w:w="2484"/>
+          </w:tcPr>
+          <w:p>
+            <w:r/>
+            <w:r>
+              <w:rPr>
+                <w:sz w:val="17"/>
+              </w:rPr>
+              <w:t>UC-06, UC-07, UC-08</w:t>
+            </w:r>
+          </w:p>
+        </w:tc>
+        <w:tc>
+          <w:tcPr>
+            <w:tcW w:type="dxa" w:w="2484"/>
+          </w:tcPr>
+          <w:p>
+            <w:r/>
+            <w:r>
+              <w:rPr>
+                <w:sz w:val="17"/>
+              </w:rPr>
+              <w:t>SEC-OBJ-04</w:t>
+            </w:r>
+          </w:p>
+        </w:tc>
+        <w:tc>
+          <w:tcPr>
+            <w:tcW w:type="dxa" w:w="2484"/>
+          </w:tcPr>
+          <w:p>
+            <w:r/>
+            <w:r>
+              <w:rPr>
+                <w:sz w:val="17"/>
+              </w:rPr>
+              <w:t>TC-22</w:t>
+            </w:r>
+          </w:p>
+        </w:tc>
+      </w:tr>
+      <w:tr>
+        <w:tc>
+          <w:tcPr>
+            <w:tcW w:type="dxa" w:w="2484"/>
+          </w:tcPr>
+          <w:p>
+            <w:r/>
+            <w:r>
+              <w:rPr>
+                <w:sz w:val="17"/>
+              </w:rPr>
+              <w:t>SEC-REQ-07</w:t>
+            </w:r>
+          </w:p>
+        </w:tc>
+        <w:tc>
+          <w:tcPr>
+            <w:tcW w:type="dxa" w:w="2484"/>
+          </w:tcPr>
+          <w:p>
+            <w:r/>
+            <w:r>
+              <w:rPr>
+                <w:sz w:val="17"/>
+              </w:rPr>
+              <w:t>UC-01</w:t>
+            </w:r>
+          </w:p>
+        </w:tc>
+        <w:tc>
+          <w:tcPr>
+            <w:tcW w:type="dxa" w:w="2484"/>
+          </w:tcPr>
+          <w:p>
+            <w:r/>
+            <w:r>
+              <w:rPr>
+                <w:sz w:val="17"/>
+              </w:rPr>
+              <w:t>SEC-OBJ-01</w:t>
+            </w:r>
+          </w:p>
+        </w:tc>
+        <w:tc>
+          <w:tcPr>
+            <w:tcW w:type="dxa" w:w="2484"/>
+          </w:tcPr>
+          <w:p>
+            <w:r/>
+            <w:r>
+              <w:rPr>
+                <w:sz w:val="17"/>
+              </w:rPr>
+              <w:t>TC-11, TC-20</w:t>
             </w:r>
           </w:p>
         </w:tc>

--- a/docs/output/SRS.docx
+++ b/docs/output/SRS.docx
@@ -36,34 +36,6 @@
         <w:gridCol w:w="4968"/>
         <w:gridCol w:w="4968"/>
       </w:tblGrid>
-      <w:tr>
-        <w:tc>
-          <w:tcPr>
-            <w:tcW w:type="dxa" w:w="4968"/>
-            <w:shd w:val="clear" w:color="auto" w:fill="E4EAF6"/>
-          </w:tcPr>
-          <w:p>
-            <w:r>
-              <w:rPr>
-                <w:b/>
-              </w:rPr>
-            </w:r>
-          </w:p>
-        </w:tc>
-        <w:tc>
-          <w:tcPr>
-            <w:tcW w:type="dxa" w:w="4968"/>
-            <w:shd w:val="clear" w:color="auto" w:fill="E4EAF6"/>
-          </w:tcPr>
-          <w:p>
-            <w:r>
-              <w:rPr>
-                <w:b/>
-              </w:rPr>
-            </w:r>
-          </w:p>
-        </w:tc>
-      </w:tr>
       <w:tr>
         <w:tc>
           <w:tcPr>
